--- a/course-3_semester-1/OMIS/lab-1/lab-1.docx
+++ b/course-3_semester-1/OMIS/lab-1/lab-1.docx
@@ -49,6 +49,7 @@
           <w:szCs w:val="28"/>
         </w:rPr>
       </w:pPr>
+      <w:proofErr w:type="spellStart"/>
       <w:r>
         <w:rPr>
           <w:rFonts w:ascii="Times New Roman" w:eastAsia="Times New Roman" w:hAnsi="Times New Roman" w:cs="Times New Roman"/>
@@ -56,8 +57,29 @@
           <w:sz w:val="28"/>
           <w:szCs w:val="28"/>
         </w:rPr>
-        <w:t>Цель системы</w:t>
-      </w:r>
+        <w:t>Цель</w:t>
+      </w:r>
+      <w:proofErr w:type="spellEnd"/>
+      <w:r>
+        <w:rPr>
+          <w:rFonts w:ascii="Times New Roman" w:eastAsia="Times New Roman" w:hAnsi="Times New Roman" w:cs="Times New Roman"/>
+          <w:b/>
+          <w:sz w:val="28"/>
+          <w:szCs w:val="28"/>
+        </w:rPr>
+        <w:t xml:space="preserve"> </w:t>
+      </w:r>
+      <w:proofErr w:type="spellStart"/>
+      <w:r>
+        <w:rPr>
+          <w:rFonts w:ascii="Times New Roman" w:eastAsia="Times New Roman" w:hAnsi="Times New Roman" w:cs="Times New Roman"/>
+          <w:b/>
+          <w:sz w:val="28"/>
+          <w:szCs w:val="28"/>
+        </w:rPr>
+        <w:t>системы</w:t>
+      </w:r>
+      <w:proofErr w:type="spellEnd"/>
     </w:p>
     <w:p>
       <w:pPr>
@@ -96,7 +118,27 @@
           <w:szCs w:val="28"/>
           <w:lang w:val="ru-RU"/>
         </w:rPr>
-        <w:t xml:space="preserve"> и максимальный размер кредита который заемщик</w:t>
+        <w:t xml:space="preserve"> и максимальный размер </w:t>
+      </w:r>
+      <w:proofErr w:type="gramStart"/>
+      <w:r>
+        <w:rPr>
+          <w:rFonts w:ascii="Times New Roman" w:eastAsia="Times New Roman" w:hAnsi="Times New Roman" w:cs="Times New Roman"/>
+          <w:sz w:val="28"/>
+          <w:szCs w:val="28"/>
+          <w:lang w:val="ru-RU"/>
+        </w:rPr>
+        <w:t>кредита</w:t>
+      </w:r>
+      <w:proofErr w:type="gramEnd"/>
+      <w:r>
+        <w:rPr>
+          <w:rFonts w:ascii="Times New Roman" w:eastAsia="Times New Roman" w:hAnsi="Times New Roman" w:cs="Times New Roman"/>
+          <w:sz w:val="28"/>
+          <w:szCs w:val="28"/>
+          <w:lang w:val="ru-RU"/>
+        </w:rPr>
+        <w:t xml:space="preserve"> который заемщик</w:t>
       </w:r>
       <w:r>
         <w:rPr>
@@ -364,7 +406,27 @@
           <w:szCs w:val="28"/>
           <w:lang w:val="ru-RU"/>
         </w:rPr>
-        <w:t>, а так же вносит изменения</w:t>
+        <w:t xml:space="preserve">, а </w:t>
+      </w:r>
+      <w:proofErr w:type="gramStart"/>
+      <w:r>
+        <w:rPr>
+          <w:rFonts w:ascii="Times New Roman" w:hAnsi="Times New Roman" w:cs="Times New Roman"/>
+          <w:sz w:val="28"/>
+          <w:szCs w:val="28"/>
+          <w:lang w:val="ru-RU"/>
+        </w:rPr>
+        <w:t>так же</w:t>
+      </w:r>
+      <w:proofErr w:type="gramEnd"/>
+      <w:r>
+        <w:rPr>
+          <w:rFonts w:ascii="Times New Roman" w:hAnsi="Times New Roman" w:cs="Times New Roman"/>
+          <w:sz w:val="28"/>
+          <w:szCs w:val="28"/>
+          <w:lang w:val="ru-RU"/>
+        </w:rPr>
+        <w:t xml:space="preserve"> вносит изменения</w:t>
       </w:r>
       <w:r>
         <w:rPr>
@@ -548,17 +610,7 @@
           <w:szCs w:val="28"/>
           <w:lang w:val="ru-RU"/>
         </w:rPr>
-        <w:t>ель займа</w:t>
-      </w:r>
-      <w:r>
-        <w:rPr>
-          <w:rFonts w:ascii="Times New Roman" w:eastAsia="Times New Roman" w:hAnsi="Times New Roman" w:cs="Times New Roman"/>
-          <w:bCs/>
-          <w:sz w:val="28"/>
-          <w:szCs w:val="28"/>
-          <w:lang w:val="ru-RU"/>
-        </w:rPr>
-        <w:t xml:space="preserve">, </w:t>
+        <w:t xml:space="preserve">ель займа, </w:t>
       </w:r>
       <w:r>
         <w:rPr>
@@ -709,25 +761,7 @@
           <w:szCs w:val="28"/>
           <w:lang w:val="ru-RU"/>
         </w:rPr>
-        <w:t xml:space="preserve">получает данные от </w:t>
-      </w:r>
-      <w:r>
-        <w:rPr>
-          <w:rFonts w:ascii="Times New Roman" w:eastAsia="Times New Roman" w:hAnsi="Times New Roman" w:cs="Times New Roman"/>
-          <w:sz w:val="28"/>
-          <w:szCs w:val="28"/>
-          <w:lang w:val="ru-RU"/>
-        </w:rPr>
-        <w:t>сотрудника кредитного отдела</w:t>
-      </w:r>
-      <w:r>
-        <w:rPr>
-          <w:rFonts w:ascii="Times New Roman" w:eastAsia="Times New Roman" w:hAnsi="Times New Roman" w:cs="Times New Roman"/>
-          <w:sz w:val="28"/>
-          <w:szCs w:val="28"/>
-          <w:lang w:val="ru-RU"/>
-        </w:rPr>
-        <w:t>, внутренней базы данных банка и б</w:t>
+        <w:t>получает данные от сотрудника кредитного отдела, внутренней базы данных банка и б</w:t>
       </w:r>
       <w:r>
         <w:rPr>
@@ -818,16 +852,7 @@
           <w:szCs w:val="28"/>
           <w:lang w:val="ru-RU"/>
         </w:rPr>
-        <w:t>хранит полученные данные от подсистем</w:t>
-      </w:r>
-      <w:r>
-        <w:rPr>
-          <w:rFonts w:ascii="Times New Roman" w:eastAsia="Times New Roman" w:hAnsi="Times New Roman" w:cs="Times New Roman"/>
-          <w:sz w:val="28"/>
-          <w:szCs w:val="28"/>
-          <w:lang w:val="ru-RU"/>
-        </w:rPr>
-        <w:t>ы сбора данных</w:t>
+        <w:t>хранит полученные данные от подсистемы сбора данных</w:t>
       </w:r>
       <w:r>
         <w:rPr>
@@ -917,25 +942,7 @@
           <w:szCs w:val="28"/>
           <w:lang w:val="ru-RU"/>
         </w:rPr>
-        <w:t xml:space="preserve">основании существующих правилах проверки кредитоспособности заемщиков делает анализ </w:t>
-      </w:r>
-      <w:r>
-        <w:rPr>
-          <w:rFonts w:ascii="Times New Roman" w:eastAsia="Times New Roman" w:hAnsi="Times New Roman" w:cs="Times New Roman"/>
-          <w:sz w:val="28"/>
-          <w:szCs w:val="28"/>
-          <w:lang w:val="ru-RU"/>
-        </w:rPr>
-        <w:t>данные от подсистемы хранения данных</w:t>
-      </w:r>
-      <w:r>
-        <w:rPr>
-          <w:rFonts w:ascii="Times New Roman" w:eastAsia="Times New Roman" w:hAnsi="Times New Roman" w:cs="Times New Roman"/>
-          <w:sz w:val="28"/>
-          <w:szCs w:val="28"/>
-          <w:lang w:val="ru-RU"/>
-        </w:rPr>
-        <w:t xml:space="preserve"> о заемщике.</w:t>
+        <w:t>основании существующих правилах проверки кредитоспособности заемщиков делает анализ данные от подсистемы хранения данных о заемщике.</w:t>
       </w:r>
     </w:p>
     <w:p>
@@ -969,61 +976,7 @@
           <w:szCs w:val="28"/>
           <w:lang w:val="ru-RU"/>
         </w:rPr>
-        <w:t xml:space="preserve">– на основании данных от подсистемы анализа определяет </w:t>
-      </w:r>
-      <w:r>
-        <w:rPr>
-          <w:rFonts w:ascii="Times New Roman" w:eastAsia="Times New Roman" w:hAnsi="Times New Roman" w:cs="Times New Roman"/>
-          <w:sz w:val="28"/>
-          <w:szCs w:val="28"/>
-          <w:lang w:val="ru-RU"/>
-        </w:rPr>
-        <w:t>максимальн</w:t>
-      </w:r>
-      <w:r>
-        <w:rPr>
-          <w:rFonts w:ascii="Times New Roman" w:eastAsia="Times New Roman" w:hAnsi="Times New Roman" w:cs="Times New Roman"/>
-          <w:sz w:val="28"/>
-          <w:szCs w:val="28"/>
-          <w:lang w:val="ru-RU"/>
-        </w:rPr>
-        <w:t>ый</w:t>
-      </w:r>
-      <w:r>
-        <w:rPr>
-          <w:rFonts w:ascii="Times New Roman" w:eastAsia="Times New Roman" w:hAnsi="Times New Roman" w:cs="Times New Roman"/>
-          <w:sz w:val="28"/>
-          <w:szCs w:val="28"/>
-          <w:lang w:val="ru-RU"/>
-        </w:rPr>
-        <w:t xml:space="preserve"> размер кредита</w:t>
-      </w:r>
-      <w:r>
-        <w:rPr>
-          <w:rFonts w:ascii="Times New Roman" w:eastAsia="Times New Roman" w:hAnsi="Times New Roman" w:cs="Times New Roman"/>
-          <w:sz w:val="28"/>
-          <w:szCs w:val="28"/>
-          <w:lang w:val="ru-RU"/>
-        </w:rPr>
-        <w:t xml:space="preserve"> и </w:t>
-      </w:r>
-      <w:r>
-        <w:rPr>
-          <w:rFonts w:ascii="Times New Roman" w:eastAsia="Times New Roman" w:hAnsi="Times New Roman" w:cs="Times New Roman"/>
-          <w:sz w:val="28"/>
-          <w:szCs w:val="28"/>
-          <w:lang w:val="ru-RU"/>
-        </w:rPr>
-        <w:t>кредитную привлекательность заемщика</w:t>
-      </w:r>
-      <w:r>
-        <w:rPr>
-          <w:rFonts w:ascii="Times New Roman" w:eastAsia="Times New Roman" w:hAnsi="Times New Roman" w:cs="Times New Roman"/>
-          <w:sz w:val="28"/>
-          <w:szCs w:val="28"/>
-          <w:lang w:val="ru-RU"/>
-        </w:rPr>
-        <w:t>.</w:t>
+        <w:t>– на основании данных от подсистемы анализа определяет максимальный размер кредита и кредитную привлекательность заемщика.</w:t>
       </w:r>
     </w:p>
     <w:p>
@@ -1112,25 +1065,7 @@
           <w:szCs w:val="28"/>
           <w:lang w:val="ru-RU"/>
         </w:rPr>
-        <w:t xml:space="preserve">, а также </w:t>
-      </w:r>
-      <w:r>
-        <w:rPr>
-          <w:rFonts w:ascii="Times New Roman" w:eastAsia="Times New Roman" w:hAnsi="Times New Roman" w:cs="Times New Roman"/>
-          <w:sz w:val="28"/>
-          <w:szCs w:val="28"/>
-          <w:lang w:val="ru-RU"/>
-        </w:rPr>
-        <w:t xml:space="preserve">все полученные </w:t>
-      </w:r>
-      <w:r>
-        <w:rPr>
-          <w:rFonts w:ascii="Times New Roman" w:eastAsia="Times New Roman" w:hAnsi="Times New Roman" w:cs="Times New Roman"/>
-          <w:sz w:val="28"/>
-          <w:szCs w:val="28"/>
-          <w:lang w:val="ru-RU"/>
-        </w:rPr>
-        <w:t>для анализа данные.</w:t>
+        <w:t>, а также все полученные для анализа данные.</w:t>
       </w:r>
     </w:p>
     <w:p>
@@ -1484,6 +1419,16 @@
         </w:rPr>
         <w:t>. Заемщик предоставляет данные сотруднику кредитного отдела. Сотрудник кредитного отдела предоставляет данные системе. Система предоставляет данные руководителю подразделения банка.</w:t>
       </w:r>
+      <w:r>
+        <w:rPr>
+          <w:rFonts w:ascii="Times New Roman" w:eastAsia="Times New Roman" w:hAnsi="Times New Roman" w:cs="Times New Roman"/>
+          <w:bCs/>
+          <w:sz w:val="28"/>
+          <w:szCs w:val="28"/>
+          <w:lang w:val="ru-RU"/>
+        </w:rPr>
+        <w:t xml:space="preserve"> </w:t>
+      </w:r>
     </w:p>
     <w:p>
       <w:pPr>
@@ -1500,6 +1445,7 @@
           <w:szCs w:val="26"/>
         </w:rPr>
       </w:pPr>
+      <w:proofErr w:type="spellStart"/>
       <w:r>
         <w:rPr>
           <w:rFonts w:ascii="Times New Roman" w:eastAsia="Times New Roman" w:hAnsi="Times New Roman" w:cs="Times New Roman"/>
@@ -1507,8 +1453,69 @@
           <w:sz w:val="28"/>
           <w:szCs w:val="28"/>
         </w:rPr>
-        <w:t>Три направления развития системы</w:t>
-      </w:r>
+        <w:t>Три</w:t>
+      </w:r>
+      <w:proofErr w:type="spellEnd"/>
+      <w:r>
+        <w:rPr>
+          <w:rFonts w:ascii="Times New Roman" w:eastAsia="Times New Roman" w:hAnsi="Times New Roman" w:cs="Times New Roman"/>
+          <w:b/>
+          <w:sz w:val="28"/>
+          <w:szCs w:val="28"/>
+        </w:rPr>
+        <w:t xml:space="preserve"> </w:t>
+      </w:r>
+      <w:proofErr w:type="spellStart"/>
+      <w:r>
+        <w:rPr>
+          <w:rFonts w:ascii="Times New Roman" w:eastAsia="Times New Roman" w:hAnsi="Times New Roman" w:cs="Times New Roman"/>
+          <w:b/>
+          <w:sz w:val="28"/>
+          <w:szCs w:val="28"/>
+        </w:rPr>
+        <w:t>направления</w:t>
+      </w:r>
+      <w:proofErr w:type="spellEnd"/>
+      <w:r>
+        <w:rPr>
+          <w:rFonts w:ascii="Times New Roman" w:eastAsia="Times New Roman" w:hAnsi="Times New Roman" w:cs="Times New Roman"/>
+          <w:b/>
+          <w:sz w:val="28"/>
+          <w:szCs w:val="28"/>
+        </w:rPr>
+        <w:t xml:space="preserve"> </w:t>
+      </w:r>
+      <w:proofErr w:type="spellStart"/>
+      <w:r>
+        <w:rPr>
+          <w:rFonts w:ascii="Times New Roman" w:eastAsia="Times New Roman" w:hAnsi="Times New Roman" w:cs="Times New Roman"/>
+          <w:b/>
+          <w:sz w:val="28"/>
+          <w:szCs w:val="28"/>
+        </w:rPr>
+        <w:t>развития</w:t>
+      </w:r>
+      <w:proofErr w:type="spellEnd"/>
+      <w:r>
+        <w:rPr>
+          <w:rFonts w:ascii="Times New Roman" w:eastAsia="Times New Roman" w:hAnsi="Times New Roman" w:cs="Times New Roman"/>
+          <w:b/>
+          <w:sz w:val="28"/>
+          <w:szCs w:val="28"/>
+        </w:rPr>
+        <w:t xml:space="preserve"> </w:t>
+      </w:r>
+      <w:proofErr w:type="spellStart"/>
+      <w:r>
+        <w:rPr>
+          <w:rFonts w:ascii="Times New Roman" w:eastAsia="Times New Roman" w:hAnsi="Times New Roman" w:cs="Times New Roman"/>
+          <w:b/>
+          <w:sz w:val="28"/>
+          <w:szCs w:val="28"/>
+        </w:rPr>
+        <w:t>системы</w:t>
+      </w:r>
+      <w:proofErr w:type="spellEnd"/>
     </w:p>
     <w:p>
       <w:pPr>
@@ -1532,7 +1539,97 @@
           <w:szCs w:val="28"/>
           <w:lang w:val="ru-RU"/>
         </w:rPr>
-        <w:t>Внедрение возможности электронного предоставления данных заемщика системе, без сотрудника кредитного отдела.</w:t>
+        <w:t>Внедрение возможности электронного предоставления данных заемщика системе, без сотрудника кредитного отдела</w:t>
+      </w:r>
+      <w:r>
+        <w:rPr>
+          <w:rFonts w:ascii="Times New Roman" w:eastAsia="Times New Roman" w:hAnsi="Times New Roman" w:cs="Times New Roman"/>
+          <w:sz w:val="28"/>
+          <w:szCs w:val="28"/>
+          <w:lang w:val="ru-RU"/>
+        </w:rPr>
+        <w:t>, через предоставление прав и интерфейса заемщику. Создания терминал</w:t>
+      </w:r>
+      <w:r>
+        <w:rPr>
+          <w:rFonts w:ascii="Times New Roman" w:eastAsia="Times New Roman" w:hAnsi="Times New Roman" w:cs="Times New Roman"/>
+          <w:sz w:val="28"/>
+          <w:szCs w:val="28"/>
+          <w:lang w:val="ru-RU"/>
+        </w:rPr>
+        <w:t>а</w:t>
+      </w:r>
+      <w:r>
+        <w:rPr>
+          <w:rFonts w:ascii="Times New Roman" w:eastAsia="Times New Roman" w:hAnsi="Times New Roman" w:cs="Times New Roman"/>
+          <w:sz w:val="28"/>
+          <w:szCs w:val="28"/>
+          <w:lang w:val="ru-RU"/>
+        </w:rPr>
+        <w:t xml:space="preserve"> в банке</w:t>
+      </w:r>
+      <w:r>
+        <w:rPr>
+          <w:rFonts w:ascii="Times New Roman" w:eastAsia="Times New Roman" w:hAnsi="Times New Roman" w:cs="Times New Roman"/>
+          <w:sz w:val="28"/>
+          <w:szCs w:val="28"/>
+          <w:lang w:val="ru-RU"/>
+        </w:rPr>
+        <w:t xml:space="preserve"> или </w:t>
+      </w:r>
+      <w:r>
+        <w:rPr>
+          <w:rFonts w:ascii="Times New Roman" w:eastAsia="Times New Roman" w:hAnsi="Times New Roman" w:cs="Times New Roman"/>
+          <w:sz w:val="28"/>
+          <w:szCs w:val="28"/>
+          <w:lang w:val="ru-RU"/>
+        </w:rPr>
+        <w:t>отдельного интерфейса внутри банковского приложения</w:t>
+      </w:r>
+      <w:r>
+        <w:rPr>
+          <w:rFonts w:ascii="Times New Roman" w:eastAsia="Times New Roman" w:hAnsi="Times New Roman" w:cs="Times New Roman"/>
+          <w:sz w:val="28"/>
+          <w:szCs w:val="28"/>
+          <w:lang w:val="ru-RU"/>
+        </w:rPr>
+        <w:t>,</w:t>
+      </w:r>
+      <w:r>
+        <w:rPr>
+          <w:rFonts w:ascii="Times New Roman" w:eastAsia="Times New Roman" w:hAnsi="Times New Roman" w:cs="Times New Roman"/>
+          <w:sz w:val="28"/>
+          <w:szCs w:val="28"/>
+          <w:lang w:val="ru-RU"/>
+        </w:rPr>
+        <w:t xml:space="preserve"> способн</w:t>
+      </w:r>
+      <w:r>
+        <w:rPr>
+          <w:rFonts w:ascii="Times New Roman" w:eastAsia="Times New Roman" w:hAnsi="Times New Roman" w:cs="Times New Roman"/>
+          <w:sz w:val="28"/>
+          <w:szCs w:val="28"/>
+          <w:lang w:val="ru-RU"/>
+        </w:rPr>
+        <w:t>ого</w:t>
+      </w:r>
+      <w:r>
+        <w:rPr>
+          <w:rFonts w:ascii="Times New Roman" w:eastAsia="Times New Roman" w:hAnsi="Times New Roman" w:cs="Times New Roman"/>
+          <w:sz w:val="28"/>
+          <w:szCs w:val="28"/>
+          <w:lang w:val="ru-RU"/>
+        </w:rPr>
+        <w:t xml:space="preserve"> на загрузку данных о заемщике самим заемщиком</w:t>
+      </w:r>
+      <w:r>
+        <w:rPr>
+          <w:rFonts w:ascii="Times New Roman" w:eastAsia="Times New Roman" w:hAnsi="Times New Roman" w:cs="Times New Roman"/>
+          <w:sz w:val="28"/>
+          <w:szCs w:val="28"/>
+          <w:lang w:val="ru-RU"/>
+        </w:rPr>
+        <w:t>.</w:t>
       </w:r>
     </w:p>
     <w:p>
@@ -1557,7 +1654,44 @@
           <w:szCs w:val="28"/>
           <w:lang w:val="ru-RU"/>
         </w:rPr>
+        <w:lastRenderedPageBreak/>
         <w:t xml:space="preserve">Внедрение возможности заемщику узнать максимальную сумму кредита и кредитную привлекательность для банка. </w:t>
+      </w:r>
+      <w:r>
+        <w:rPr>
+          <w:rFonts w:ascii="Times New Roman" w:eastAsia="Times New Roman" w:hAnsi="Times New Roman" w:cs="Times New Roman"/>
+          <w:sz w:val="28"/>
+          <w:szCs w:val="28"/>
+          <w:lang w:val="ru-RU"/>
+        </w:rPr>
+        <w:t>Создание интерфейса в банковском приложении для заемщика с возможностью загрузки собственных данных для последующего получения информации о вероятной максимальной сумме кредита и кредитной привлекательности для банка.</w:t>
+      </w:r>
+      <w:r>
+        <w:rPr>
+          <w:rFonts w:ascii="Times New Roman" w:eastAsia="Times New Roman" w:hAnsi="Times New Roman" w:cs="Times New Roman"/>
+          <w:sz w:val="28"/>
+          <w:szCs w:val="28"/>
+          <w:lang w:val="ru-RU"/>
+        </w:rPr>
+        <w:t xml:space="preserve"> </w:t>
+      </w:r>
+      <w:r>
+        <w:rPr>
+          <w:rFonts w:ascii="Times New Roman" w:eastAsia="Times New Roman" w:hAnsi="Times New Roman" w:cs="Times New Roman"/>
+          <w:sz w:val="28"/>
+          <w:szCs w:val="28"/>
+          <w:lang w:val="ru-RU"/>
+        </w:rPr>
+        <w:t>Данные не анализируются руководителем подразделения банка</w:t>
+      </w:r>
+      <w:r>
+        <w:rPr>
+          <w:rFonts w:ascii="Times New Roman" w:eastAsia="Times New Roman" w:hAnsi="Times New Roman" w:cs="Times New Roman"/>
+          <w:sz w:val="28"/>
+          <w:szCs w:val="28"/>
+          <w:lang w:val="ru-RU"/>
+        </w:rPr>
+        <w:t>.</w:t>
       </w:r>
     </w:p>
     <w:p>
@@ -1566,7 +1700,7 @@
           <w:ilvl w:val="0"/>
           <w:numId w:val="6"/>
         </w:numPr>
-        <w:spacing w:after="200"/>
+        <w:spacing w:before="200"/>
         <w:jc w:val="both"/>
         <w:rPr>
           <w:rFonts w:ascii="Times New Roman" w:eastAsia="Times New Roman" w:hAnsi="Times New Roman" w:cs="Times New Roman"/>
@@ -1591,7 +1725,112 @@
           <w:szCs w:val="28"/>
           <w:lang w:val="ru-RU"/>
         </w:rPr>
-        <w:t>функционала рекомендаций заемщику, для повышения его кредитоспособности и кредитной привлекательности для банка.</w:t>
+        <w:t>функционала рекомендаций заемщику, для повышения его кредитоспособности и кредитной привлекательности для банка</w:t>
+      </w:r>
+      <w:r>
+        <w:rPr>
+          <w:rFonts w:ascii="Times New Roman" w:eastAsia="Times New Roman" w:hAnsi="Times New Roman" w:cs="Times New Roman"/>
+          <w:sz w:val="28"/>
+          <w:szCs w:val="28"/>
+          <w:lang w:val="ru-RU"/>
+        </w:rPr>
+        <w:t xml:space="preserve">, через создание </w:t>
+      </w:r>
+      <w:r>
+        <w:rPr>
+          <w:rFonts w:ascii="Times New Roman" w:eastAsia="Times New Roman" w:hAnsi="Times New Roman" w:cs="Times New Roman"/>
+          <w:sz w:val="28"/>
+          <w:szCs w:val="28"/>
+          <w:lang w:val="ru-RU"/>
+        </w:rPr>
+        <w:t>отдельного интерфейса,</w:t>
+      </w:r>
+      <w:r>
+        <w:rPr>
+          <w:rFonts w:ascii="Times New Roman" w:eastAsia="Times New Roman" w:hAnsi="Times New Roman" w:cs="Times New Roman"/>
+          <w:sz w:val="28"/>
+          <w:szCs w:val="28"/>
+          <w:lang w:val="ru-RU"/>
+        </w:rPr>
+        <w:t xml:space="preserve"> использующего ту же интеллектуальную систему </w:t>
+      </w:r>
+      <w:r>
+        <w:rPr>
+          <w:rFonts w:ascii="Times New Roman" w:eastAsia="Times New Roman" w:hAnsi="Times New Roman" w:cs="Times New Roman"/>
+          <w:bCs/>
+          <w:sz w:val="28"/>
+          <w:szCs w:val="28"/>
+          <w:lang w:val="ru-RU"/>
+        </w:rPr>
+        <w:t>и в</w:t>
+      </w:r>
+      <w:r>
+        <w:rPr>
+          <w:rFonts w:ascii="Times New Roman" w:eastAsia="Times New Roman" w:hAnsi="Times New Roman" w:cs="Times New Roman"/>
+          <w:bCs/>
+          <w:sz w:val="28"/>
+          <w:szCs w:val="28"/>
+          <w:lang w:val="ru-RU"/>
+        </w:rPr>
+        <w:t>нутри банковского приложения</w:t>
+      </w:r>
+      <w:r>
+        <w:rPr>
+          <w:rFonts w:ascii="Times New Roman" w:eastAsia="Times New Roman" w:hAnsi="Times New Roman" w:cs="Times New Roman"/>
+          <w:bCs/>
+          <w:sz w:val="28"/>
+          <w:szCs w:val="28"/>
+          <w:lang w:val="ru-RU"/>
+        </w:rPr>
+        <w:t xml:space="preserve">. Заемщик может внести свои данные в специальном </w:t>
+      </w:r>
+      <w:r>
+        <w:rPr>
+          <w:rFonts w:ascii="Times New Roman" w:eastAsia="Times New Roman" w:hAnsi="Times New Roman" w:cs="Times New Roman"/>
+          <w:bCs/>
+          <w:sz w:val="28"/>
+          <w:szCs w:val="28"/>
+          <w:lang w:val="ru-RU"/>
+        </w:rPr>
+        <w:t xml:space="preserve">интерфейсе </w:t>
+      </w:r>
+      <w:r>
+        <w:rPr>
+          <w:rFonts w:ascii="Times New Roman" w:eastAsia="Times New Roman" w:hAnsi="Times New Roman" w:cs="Times New Roman"/>
+          <w:bCs/>
+          <w:sz w:val="28"/>
+          <w:szCs w:val="28"/>
+          <w:lang w:val="ru-RU"/>
+        </w:rPr>
+        <w:t>приложения</w:t>
+      </w:r>
+      <w:r>
+        <w:rPr>
+          <w:rFonts w:ascii="Times New Roman" w:eastAsia="Times New Roman" w:hAnsi="Times New Roman" w:cs="Times New Roman"/>
+          <w:bCs/>
+          <w:sz w:val="28"/>
+          <w:szCs w:val="28"/>
+          <w:lang w:val="ru-RU"/>
+        </w:rPr>
+        <w:t xml:space="preserve"> и получить рекомендации.</w:t>
+      </w:r>
+      <w:r>
+        <w:rPr>
+          <w:rFonts w:ascii="Times New Roman" w:eastAsia="Times New Roman" w:hAnsi="Times New Roman" w:cs="Times New Roman"/>
+          <w:sz w:val="28"/>
+          <w:szCs w:val="28"/>
+          <w:lang w:val="ru-RU"/>
+        </w:rPr>
+        <w:t xml:space="preserve"> </w:t>
+      </w:r>
+      <w:r>
+        <w:rPr>
+          <w:rFonts w:ascii="Times New Roman" w:eastAsia="Times New Roman" w:hAnsi="Times New Roman" w:cs="Times New Roman"/>
+          <w:sz w:val="28"/>
+          <w:szCs w:val="28"/>
+          <w:lang w:val="ru-RU"/>
+        </w:rPr>
+        <w:t>Данные не анализируются руководителем подразделения банка.</w:t>
       </w:r>
     </w:p>
     <w:sectPr>
@@ -2865,6 +3104,7 @@
   <w:style w:type="character" w:default="1" w:styleId="a0">
     <w:name w:val="Default Paragraph Font"/>
     <w:uiPriority w:val="1"/>
+    <w:semiHidden/>
     <w:unhideWhenUsed/>
   </w:style>
   <w:style w:type="table" w:default="1" w:styleId="a1">
